--- a/보관본/러시아 인권변호사/Word/4부/4부_10화_선거전_최종전.docx
+++ b/보관본/러시아 인권변호사/Word/4부/4부_10화_선거전_최종전.docx
@@ -2566,7 +2566,7 @@
           <w:i w:val="0"/>
           <w:sz w:val="22"/>
         </w:rPr>
-        <w:t xml:space="preserve"> Мам, вы только что выиграли у Держина. Без дебатов.</w:t>
+        <w:t xml:space="preserve"> Мам, ты только что выиграла у Держина. Без дебатов.</w:t>
       </w:r>
     </w:p>
     <w:p>
@@ -2723,7 +2723,7 @@
           <w:i w:val="0"/>
           <w:sz w:val="22"/>
         </w:rPr>
-        <w:t>А вы? Что вы чувствуете, зная, что через три дня ваш сын может стать президентом?</w:t>
+        <w:t>А ты? Что ты чувствуешь, зная, что через три дня твой сын может стать президентом?</w:t>
       </w:r>
     </w:p>
     <w:p>
@@ -2779,7 +2779,7 @@
           <w:i w:val="0"/>
           <w:sz w:val="22"/>
         </w:rPr>
-        <w:t>А боитесь чего больше — что проиграю или что выиграю?</w:t>
+        <w:t>А боишься чего больше — что проиграю или что выиграю?</w:t>
       </w:r>
     </w:p>
     <w:p>
@@ -2891,7 +2891,7 @@
           <w:i w:val="0"/>
           <w:sz w:val="22"/>
         </w:rPr>
-        <w:t>Мам, а вы пойдёте со мной голосовать? В Новокруцке, на старый участок?</w:t>
+        <w:t>Мам, а ты пойдёшь со мной голосовать? В Новокруцке, на старый участок?</w:t>
       </w:r>
     </w:p>
     <w:p>

--- a/보관본/러시아 인권변호사/Word/4부/4부_10화_선거전_최종전.docx
+++ b/보관본/러시아 인권변호사/Word/4부/4부_10화_선거전_최종전.docx
@@ -852,7 +852,7 @@
           <w:i w:val="0"/>
           <w:sz w:val="22"/>
         </w:rPr>
-        <w:t xml:space="preserve"> Алексей Николаевич, смотрите. Документ датирован позапрошлым мартом, «Свет» того периода. Реквизиты банка внизу — банк получил лицензию на этот вид счетов только в сентябре того же года. В марте такого счёта не могло существовать в принципе.</w:t>
+        <w:t xml:space="preserve"> Алексей Николаевич, смотрите. Документ датирован мартом три года назад, «Свет» того периода. Реквизиты банка внизу — банк получил лицензию на этот вид счетов только в сентябре того же года. В марте такого счёта не могло существовать в принципе.</w:t>
       </w:r>
     </w:p>
     <w:p>
@@ -3078,7 +3078,7 @@
           <w:i w:val="0"/>
           <w:sz w:val="22"/>
         </w:rPr>
-        <w:t>У вас минус два за три дня. У Держина — плюс шесть. Фальшивка не сработала против вас, но сработала на него: она собрала вокруг него тех, кто и так хотел в неё поверить.</w:t>
+        <w:t>У вас минус два за два дня. У Держина — плюс шесть. Фальшивка не сработала против вас, но сработала на него: она собрала вокруг него тех, кто и так хотел в неё поверить.</w:t>
       </w:r>
     </w:p>
     <w:p>
@@ -3170,7 +3170,7 @@
           <w:i w:val="0"/>
           <w:sz w:val="22"/>
         </w:rPr>
-        <w:t>Держин уже объявил, что «в случае фальсификаций» выведет людей на улицы. Заранее. За три дня.</w:t>
+        <w:t>Держин уже объявил, что «в случае фальсификаций» выведет людей на улицы. Заранее. За два дня.</w:t>
       </w:r>
     </w:p>
     <w:p>
